--- a/projects/valuepickr-open-screen/docs/Antelopus Selan Oil Exploration.docx
+++ b/projects/valuepickr-open-screen/docs/Antelopus Selan Oil Exploration.docx
@@ -3470,6 +3470,187 @@
           <w:szCs w:val="18"/>
         </w:rPr>
         <w:t xml:space="preserve">This is independent research and analysis for informational purposes only, not personalized financial or investment advice. Past multi-bagger performance and forum/social sentiment are not indicators of future returns. Do your own due diligence before investing.</w:t>
+      </w:r>
+    </w:p>
+    <w:p/>
+    <w:p>
+      <w:r>
+        <w:rPr>
+          <w:b/>
+          <w:sz w:val="28"/>
+        </w:rPr>
+        <w:t>🔄 RESEARCH UPDATE - 2026-10-05</w:t>
+      </w:r>
+    </w:p>
+    <w:p>
+      <w:r>
+        <w:rPr>
+          <w:b/>
+        </w:rPr>
+        <w:t>📊 Key Metrics:</w:t>
+      </w:r>
+    </w:p>
+    <w:p>
+      <w:pPr>
+        <w:ind w:left="360"/>
+      </w:pPr>
+      <w:r>
+        <w:t xml:space="preserve">  • Company: Antelopus Selan Oil Exploration</w:t>
+      </w:r>
+    </w:p>
+    <w:p>
+      <w:pPr>
+        <w:ind w:left="360"/>
+      </w:pPr>
+      <w:r>
+        <w:t xml:space="preserve">  • Conviction: Not rated</w:t>
+      </w:r>
+    </w:p>
+    <w:p>
+      <w:pPr>
+        <w:ind w:left="360"/>
+      </w:pPr>
+      <w:r>
+        <w:t xml:space="preserve">  • Thesis: 10x-in-2-3-years</w:t>
+      </w:r>
+    </w:p>
+    <w:p>
+      <w:pPr>
+        <w:ind w:left="360"/>
+      </w:pPr>
+      <w:r>
+        <w:t xml:space="preserve">  • 4-Box Score: 2.5</w:t>
+      </w:r>
+    </w:p>
+    <w:p>
+      <w:pPr>
+        <w:ind w:left="360"/>
+      </w:pPr>
+      <w:r>
+        <w:t xml:space="preserve">  • Research Date: 2026-10-01</w:t>
+      </w:r>
+    </w:p>
+    <w:p>
+      <w:pPr>
+        <w:ind w:left="360"/>
+      </w:pPr>
+      <w:r>
+        <w:t xml:space="preserve">  • Red Flag: CLEAR</w:t>
+      </w:r>
+    </w:p>
+    <w:p/>
+    <w:p>
+      <w:r>
+        <w:rPr>
+          <w:b/>
+        </w:rPr>
+        <w:t>📝 Verdict:</w:t>
+      </w:r>
+    </w:p>
+    <w:p>
+      <w:pPr>
+        <w:ind w:left="360"/>
+      </w:pPr>
+      <w:r>
+        <w:t>Genuine reserve-to-production execution story (volumes +35-38% CAGR, zero debt, PSC overhang now de-risked) but four_box scores only 2.5 -- thesis_fit retained via the 'growth is un-ignorable' exception, conviction capped at Medium, 'unconfirmed' caveat on valuation</w:t>
+      </w:r>
+    </w:p>
+    <w:p/>
+    <w:p>
+      <w:r>
+        <w:rPr>
+          <w:b/>
+        </w:rPr>
+        <w:t>📈 Bull Case:</w:t>
+      </w:r>
+    </w:p>
+    <w:p>
+      <w:pPr>
+        <w:ind w:left="360"/>
+      </w:pPr>
+      <w:r>
+        <w:t>Production has grown from 742 boepd (FY24) to a 1,760 boepd exit rate (Q4 FY26), roughly matching management's guided ~38% 3-year volume CAGR, with a credible FY27 exit target of 2,500 boepd (+40%+ YoY)</w:t>
+      </w:r>
+    </w:p>
+    <w:p>
+      <w:pPr>
+        <w:ind w:left="360"/>
+      </w:pPr>
+      <w:r>
+        <w:t>Zero long-term debt, A/Stable credit rating, and a fully self-funded Rs250-350cr FY27-28 capex program -- genuinely disciplined capital allocation from a post-merger management team with a strong onshore-oil-asset pedigree (Cairn/Vedanta background)</w:t>
+      </w:r>
+    </w:p>
+    <w:p>
+      <w:pPr>
+        <w:ind w:left="360"/>
+      </w:pPr>
+      <w:r>
+        <w:t>The 2025 Oilfields Regulation &amp; Amendment Act extended Bakrol/Lohar/Cambay PSC useful life by 10 years, removing the ~2030 renewal overhang that was previously a known risk</w:t>
+      </w:r>
+    </w:p>
+    <w:p>
+      <w:pPr>
+        <w:ind w:left="360"/>
+      </w:pPr>
+      <w:r>
+        <w:t>Duarmara's upper-sands 37-degree-API light-oil discovery (largest single 2P asset at 19.5 mmbbl) was a genuine positive surprise found while drilling for gas, and two new DSF Round-IV blocks (Gujarat, Andhra Pradesh) add further optionality on top of legacy fields</w:t>
+      </w:r>
+    </w:p>
+    <w:p>
+      <w:pPr>
+        <w:ind w:left="360"/>
+      </w:pPr>
+      <w:r>
+        <w:t>Against a ~60 mmboe 2P reserve base and current production of only ~0.5 mmboe/year, there is a very long multi-year runway if execution continues to convert reserves into production</w:t>
+      </w:r>
+    </w:p>
+    <w:p/>
+    <w:p>
+      <w:r>
+        <w:rPr>
+          <w:b/>
+        </w:rPr>
+        <w:t>📉 Bear Case:</w:t>
+      </w:r>
+    </w:p>
+    <w:p>
+      <w:pPr>
+        <w:ind w:left="360"/>
+      </w:pPr>
+      <w:r>
+        <w:t>FY26 revenue grew only 8% (Rs258cr -&gt; Rs279cr) despite a 38% 3-year production-volume CAGR -- volume growth has not yet translated into proportional revenue growth, and the current ~43x trailing P/E does not obviously discount that gap</w:t>
+      </w:r>
+    </w:p>
+    <w:p>
+      <w:pPr>
+        <w:ind w:left="360"/>
+      </w:pPr>
+      <w:r>
+        <w:t>FY26's 27% PAT growth included a non-recurring ~Rs17.76cr amortization-accounting benefit; clean, like-for-like FY27 PAT growth could look materially slower once that one-off rolls off</w:t>
+      </w:r>
+    </w:p>
+    <w:p>
+      <w:pPr>
+        <w:ind w:left="360"/>
+      </w:pPr>
+      <w:r>
+        <w:t>A numeric bull/base/bear scenario built off FY26 figures implies the current price already sits at or just above the bull case -- the stock offers little obvious margin of safety if execution disappoints even modestly</w:t>
+      </w:r>
+    </w:p>
+    <w:p>
+      <w:pPr>
+        <w:ind w:left="360"/>
+      </w:pPr>
+      <w:r>
+        <w:t>Heavy concentration: Bakrol and Karjisan together still account for ~90% of current production; Duarmara's commercial flow rates remain unconfirmed over a sustained period, and the two new DSF IV blocks are pre-exploration with no guaranteed discovery</w:t>
+      </w:r>
+    </w:p>
+    <w:p>
+      <w:pPr>
+        <w:ind w:left="360"/>
+      </w:pPr>
+      <w:r>
+        <w:t>Commodity price-taker with no pricing power: management itself flags that every $10 Brent decline removes an estimated Rs18-22cr of annual revenue, and crude/USD-INR exposure is a structural, uncontrollable risk</w:t>
       </w:r>
     </w:p>
     <w:sectPr>
